--- a/api/vorlage.docx
+++ b/api/vorlage.docx
@@ -333,7 +333,7 @@
         <w:tabs>
           <w:tab w:val="left" w:pos="1474"/>
         </w:tabs>
-        <w:ind w:left="0"/>
+        <w:ind w:left="1474" w:hanging="1474"/>
         <w:spacing w:before="170"/>
       </w:pPr>
       <w:r>
@@ -2668,8 +2668,8 @@
         </w:tblCellMar>
       </w:tblPr>
       <w:tblGrid>
+        <w:gridCol w:w="3657"/>
         <w:gridCol w:w="1021"/>
-        <w:gridCol w:w="3657"/>
         <w:gridCol w:w="964"/>
         <w:gridCol w:w="964"/>
         <w:gridCol w:w="1247"/>
@@ -2678,54 +2678,6 @@
         <w:gridCol w:w="1361"/>
       </w:tblGrid>
       <w:tr>
-        <w:tc>
-          <w:tcPr>
-            <w:tcW w:w="1021" w:type="dxa"/>
-            <w:tcBorders>
-              <w:top w:val="none" w:sz="0" w:space="0" w:color="auto"/>
-              <w:bottom w:val="single" w:sz="6" w:space="0" w:color="000000"/>
-              <w:left w:val="none" w:sz="0" w:space="0" w:color="auto"/>
-              <w:right w:val="none" w:sz="0" w:space="0" w:color="auto"/>
-            </w:tcBorders>
-          </w:tcPr>
-          <w:p>
-            <w:pPr>
-              <w:tabs>
-                <w:tab w:val="left" w:pos="1985"/>
-              </w:tabs>
-              <w:rPr>
-                <w:rFonts w:ascii="Barlow" w:hAnsi="Barlow" w:cs="Arial"/>
-                <w:b/>
-                <w:w w:val="95"/>
-                <w:sz w:val="20"/>
-              </w:rPr>
-            </w:pPr>
-          </w:p>
-          <w:p>
-            <w:pPr>
-              <w:tabs>
-                <w:tab w:val="left" w:pos="1985"/>
-              </w:tabs>
-              <w:rPr>
-                <w:rFonts w:ascii="Barlow" w:hAnsi="Barlow" w:cs="Arial"/>
-                <w:b/>
-                <w:w w:val="95"/>
-                <w:sz w:val="20"/>
-              </w:rPr>
-            </w:pPr>
-            <w:r>
-              <w:rPr>
-                <w:rFonts w:ascii="Barlow" w:hAnsi="Barlow" w:cs="Arial"/>
-                <w:b/>
-                <w:color w:val="6A6A6A"/>
-                <w:w w:val="95"/>
-                <w:sz w:val="15"/>
-                <w:spacing w:val="4"/>
-              </w:rPr>
-              <w:t>Haus</w:t>
-            </w:r>
-          </w:p>
-        </w:tc>
         <w:tc>
           <w:tcPr>
             <w:tcW w:w="3657" w:type="dxa"/>
@@ -2771,6 +2723,54 @@
                 <w:spacing w:val="4"/>
               </w:rPr>
               <w:t>Gewerk</w:t>
+            </w:r>
+          </w:p>
+        </w:tc>
+        <w:tc>
+          <w:tcPr>
+            <w:tcW w:w="1021" w:type="dxa"/>
+            <w:tcBorders>
+              <w:top w:val="none" w:sz="0" w:space="0" w:color="auto"/>
+              <w:bottom w:val="single" w:sz="6" w:space="0" w:color="000000"/>
+              <w:left w:val="none" w:sz="0" w:space="0" w:color="auto"/>
+              <w:right w:val="none" w:sz="0" w:space="0" w:color="auto"/>
+            </w:tcBorders>
+          </w:tcPr>
+          <w:p>
+            <w:pPr>
+              <w:tabs>
+                <w:tab w:val="left" w:pos="1985"/>
+              </w:tabs>
+              <w:rPr>
+                <w:rFonts w:ascii="Barlow" w:hAnsi="Barlow" w:cs="Arial"/>
+                <w:b/>
+                <w:w w:val="95"/>
+                <w:sz w:val="20"/>
+              </w:rPr>
+            </w:pPr>
+          </w:p>
+          <w:p>
+            <w:pPr>
+              <w:tabs>
+                <w:tab w:val="left" w:pos="1985"/>
+              </w:tabs>
+              <w:rPr>
+                <w:rFonts w:ascii="Barlow" w:hAnsi="Barlow" w:cs="Arial"/>
+                <w:b/>
+                <w:w w:val="95"/>
+                <w:sz w:val="20"/>
+              </w:rPr>
+            </w:pPr>
+            <w:r>
+              <w:rPr>
+                <w:rFonts w:ascii="Barlow" w:hAnsi="Barlow" w:cs="Arial"/>
+                <w:b/>
+                <w:color w:val="6A6A6A"/>
+                <w:w w:val="95"/>
+                <w:sz w:val="15"/>
+                <w:spacing w:val="4"/>
+              </w:rPr>
+              <w:t>Bereich</w:t>
             </w:r>
           </w:p>
         </w:tc>
@@ -2992,7 +2992,7 @@
       <w:tr>
         <w:tc>
           <w:tcPr>
-            <w:tcW w:w="1021" w:type="dxa"/>
+            <w:tcW w:w="3657" w:type="dxa"/>
             <w:tcBorders>
               <w:top w:val="none" w:sz="0" w:space="0" w:color="auto"/>
               <w:bottom w:val="single" w:sz="3" w:space="0" w:color="DEDEDE"/>
@@ -3024,7 +3024,7 @@
         </w:tc>
         <w:tc>
           <w:tcPr>
-            <w:tcW w:w="3657" w:type="dxa"/>
+            <w:tcW w:w="1021" w:type="dxa"/>
             <w:tcBorders>
               <w:top w:val="none" w:sz="0" w:space="0" w:color="auto"/>
               <w:bottom w:val="single" w:sz="3" w:space="0" w:color="DEDEDE"/>

--- a/api/vorlage.docx
+++ b/api/vorlage.docx
@@ -344,7 +344,7 @@
           <w:sz w:val="18"/>
           <w:u w:val="none"/>
         </w:rPr>
-        <w:t>Kunde</w:t>
+        <w:t>Bauherr</w:t>
       </w:r>
       <w:r>
         <w:rPr>
@@ -476,8 +476,8 @@
         <w:gridCol w:w="2154"/>
         <w:gridCol w:w="1124"/>
         <w:gridCol w:w="2821"/>
-        <w:gridCol w:w="907"/>
-        <w:gridCol w:w="2860"/>
+        <w:gridCol w:w="510"/>
+        <w:gridCol w:w="3297"/>
       </w:tblGrid>
       <w:tr>
         <w:trPr>
@@ -572,7 +572,7 @@
         </w:tc>
         <w:tc>
           <w:tcPr>
-            <w:tcW w:w="907" w:type="dxa"/>
+            <w:tcW w:w="510" w:type="dxa"/>
             <w:tcMar>
               <w:top w:w="13" w:type="dxa"/>
               <w:left w:w="13" w:type="dxa"/>
@@ -614,7 +614,7 @@
         </w:tc>
         <w:tc>
           <w:tcPr>
-            <w:tcW w:w="2860" w:type="dxa"/>
+            <w:tcW w:w="3297" w:type="dxa"/>
             <w:noWrap/>
             <w:tcMar>
               <w:top w:w="13" w:type="dxa"/>
@@ -728,7 +728,7 @@
         </w:tc>
         <w:tc>
           <w:tcPr>
-            <w:tcW w:w="907" w:type="dxa"/>
+            <w:tcW w:w="510" w:type="dxa"/>
             <w:tcBorders>
               <w:top w:val="none" w:sz="0" w:space="0" w:color="auto"/>
               <w:bottom w:val="single" w:sz="3" w:space="0" w:color="DEDEDE"/>
@@ -760,7 +760,7 @@
         </w:tc>
         <w:tc>
           <w:tcPr>
-            <w:tcW w:w="2860" w:type="dxa"/>
+            <w:tcW w:w="3297" w:type="dxa"/>
             <w:tcBorders>
               <w:top w:val="none" w:sz="0" w:space="0" w:color="auto"/>
               <w:bottom w:val="single" w:sz="3" w:space="0" w:color="DEDEDE"/>
@@ -864,7 +864,7 @@
         </w:tc>
         <w:tc>
           <w:tcPr>
-            <w:tcW w:w="907" w:type="dxa"/>
+            <w:tcW w:w="510" w:type="dxa"/>
             <w:tcBorders>
               <w:top w:val="none" w:sz="0" w:space="0" w:color="auto"/>
               <w:bottom w:val="single" w:sz="3" w:space="0" w:color="DEDEDE"/>
@@ -896,7 +896,7 @@
         </w:tc>
         <w:tc>
           <w:tcPr>
-            <w:tcW w:w="2860" w:type="dxa"/>
+            <w:tcW w:w="3297" w:type="dxa"/>
             <w:tcBorders>
               <w:top w:val="none" w:sz="0" w:space="0" w:color="auto"/>
               <w:bottom w:val="single" w:sz="3" w:space="0" w:color="DEDEDE"/>
@@ -1000,7 +1000,7 @@
         </w:tc>
         <w:tc>
           <w:tcPr>
-            <w:tcW w:w="907" w:type="dxa"/>
+            <w:tcW w:w="510" w:type="dxa"/>
             <w:tcBorders>
               <w:top w:val="none" w:sz="0" w:space="0" w:color="auto"/>
               <w:bottom w:val="single" w:sz="3" w:space="0" w:color="DEDEDE"/>
@@ -1032,7 +1032,7 @@
         </w:tc>
         <w:tc>
           <w:tcPr>
-            <w:tcW w:w="2860" w:type="dxa"/>
+            <w:tcW w:w="3297" w:type="dxa"/>
             <w:tcBorders>
               <w:top w:val="none" w:sz="0" w:space="0" w:color="auto"/>
               <w:bottom w:val="single" w:sz="3" w:space="0" w:color="DEDEDE"/>
@@ -1136,7 +1136,7 @@
         </w:tc>
         <w:tc>
           <w:tcPr>
-            <w:tcW w:w="907" w:type="dxa"/>
+            <w:tcW w:w="510" w:type="dxa"/>
             <w:tcBorders>
               <w:top w:val="none" w:sz="0" w:space="0" w:color="auto"/>
               <w:bottom w:val="single" w:sz="3" w:space="0" w:color="DEDEDE"/>
@@ -1168,7 +1168,7 @@
         </w:tc>
         <w:tc>
           <w:tcPr>
-            <w:tcW w:w="2860" w:type="dxa"/>
+            <w:tcW w:w="3297" w:type="dxa"/>
             <w:tcBorders>
               <w:top w:val="none" w:sz="0" w:space="0" w:color="auto"/>
               <w:bottom w:val="single" w:sz="3" w:space="0" w:color="DEDEDE"/>
@@ -1272,7 +1272,7 @@
         </w:tc>
         <w:tc>
           <w:tcPr>
-            <w:tcW w:w="907" w:type="dxa"/>
+            <w:tcW w:w="510" w:type="dxa"/>
             <w:tcBorders>
               <w:top w:val="none" w:sz="0" w:space="0" w:color="auto"/>
               <w:bottom w:val="single" w:sz="3" w:space="0" w:color="DEDEDE"/>
@@ -1304,7 +1304,7 @@
         </w:tc>
         <w:tc>
           <w:tcPr>
-            <w:tcW w:w="2860" w:type="dxa"/>
+            <w:tcW w:w="3297" w:type="dxa"/>
             <w:tcBorders>
               <w:top w:val="none" w:sz="0" w:space="0" w:color="auto"/>
               <w:bottom w:val="single" w:sz="3" w:space="0" w:color="DEDEDE"/>
@@ -1408,7 +1408,7 @@
         </w:tc>
         <w:tc>
           <w:tcPr>
-            <w:tcW w:w="907" w:type="dxa"/>
+            <w:tcW w:w="510" w:type="dxa"/>
             <w:tcBorders>
               <w:top w:val="none" w:sz="0" w:space="0" w:color="auto"/>
               <w:bottom w:val="single" w:sz="3" w:space="0" w:color="DEDEDE"/>
@@ -1440,7 +1440,7 @@
         </w:tc>
         <w:tc>
           <w:tcPr>
-            <w:tcW w:w="2860" w:type="dxa"/>
+            <w:tcW w:w="3297" w:type="dxa"/>
             <w:tcBorders>
               <w:top w:val="none" w:sz="0" w:space="0" w:color="auto"/>
               <w:bottom w:val="single" w:sz="3" w:space="0" w:color="DEDEDE"/>
@@ -1544,7 +1544,7 @@
         </w:tc>
         <w:tc>
           <w:tcPr>
-            <w:tcW w:w="907" w:type="dxa"/>
+            <w:tcW w:w="510" w:type="dxa"/>
             <w:tcBorders>
               <w:top w:val="none" w:sz="0" w:space="0" w:color="auto"/>
               <w:bottom w:val="single" w:sz="3" w:space="0" w:color="DEDEDE"/>
@@ -1576,7 +1576,7 @@
         </w:tc>
         <w:tc>
           <w:tcPr>
-            <w:tcW w:w="2860" w:type="dxa"/>
+            <w:tcW w:w="3297" w:type="dxa"/>
             <w:tcBorders>
               <w:top w:val="none" w:sz="0" w:space="0" w:color="auto"/>
               <w:bottom w:val="single" w:sz="3" w:space="0" w:color="DEDEDE"/>
@@ -1679,7 +1679,7 @@
         </w:tc>
         <w:tc>
           <w:tcPr>
-            <w:tcW w:w="907" w:type="dxa"/>
+            <w:tcW w:w="510" w:type="dxa"/>
             <w:tcBorders>
               <w:top w:val="none" w:sz="0" w:space="0" w:color="auto"/>
               <w:bottom w:val="single" w:sz="3" w:space="0" w:color="DEDEDE"/>
@@ -1711,7 +1711,7 @@
         </w:tc>
         <w:tc>
           <w:tcPr>
-            <w:tcW w:w="2860" w:type="dxa"/>
+            <w:tcW w:w="3297" w:type="dxa"/>
             <w:tcBorders>
               <w:top w:val="none" w:sz="0" w:space="0" w:color="auto"/>
               <w:bottom w:val="single" w:sz="3" w:space="0" w:color="DEDEDE"/>
@@ -1814,7 +1814,7 @@
         </w:tc>
         <w:tc>
           <w:tcPr>
-            <w:tcW w:w="907" w:type="dxa"/>
+            <w:tcW w:w="510" w:type="dxa"/>
             <w:tcBorders>
               <w:top w:val="none" w:sz="0" w:space="0" w:color="auto"/>
               <w:bottom w:val="single" w:sz="3" w:space="0" w:color="DEDEDE"/>
@@ -1846,7 +1846,7 @@
         </w:tc>
         <w:tc>
           <w:tcPr>
-            <w:tcW w:w="2860" w:type="dxa"/>
+            <w:tcW w:w="3297" w:type="dxa"/>
             <w:tcBorders>
               <w:top w:val="none" w:sz="0" w:space="0" w:color="auto"/>
               <w:bottom w:val="single" w:sz="3" w:space="0" w:color="DEDEDE"/>
@@ -1949,7 +1949,7 @@
         </w:tc>
         <w:tc>
           <w:tcPr>
-            <w:tcW w:w="907" w:type="dxa"/>
+            <w:tcW w:w="510" w:type="dxa"/>
             <w:tcBorders>
               <w:top w:val="none" w:sz="0" w:space="0" w:color="auto"/>
               <w:bottom w:val="single" w:sz="3" w:space="0" w:color="DEDEDE"/>
@@ -1981,7 +1981,7 @@
         </w:tc>
         <w:tc>
           <w:tcPr>
-            <w:tcW w:w="2860" w:type="dxa"/>
+            <w:tcW w:w="3297" w:type="dxa"/>
             <w:tcBorders>
               <w:top w:val="none" w:sz="0" w:space="0" w:color="auto"/>
               <w:bottom w:val="single" w:sz="3" w:space="0" w:color="DEDEDE"/>
@@ -2084,7 +2084,7 @@
         </w:tc>
         <w:tc>
           <w:tcPr>
-            <w:tcW w:w="907" w:type="dxa"/>
+            <w:tcW w:w="510" w:type="dxa"/>
             <w:tcBorders>
               <w:top w:val="none" w:sz="0" w:space="0" w:color="auto"/>
               <w:bottom w:val="single" w:sz="3" w:space="0" w:color="DEDEDE"/>
@@ -2116,7 +2116,7 @@
         </w:tc>
         <w:tc>
           <w:tcPr>
-            <w:tcW w:w="2860" w:type="dxa"/>
+            <w:tcW w:w="3297" w:type="dxa"/>
             <w:tcBorders>
               <w:top w:val="none" w:sz="0" w:space="0" w:color="auto"/>
               <w:bottom w:val="single" w:sz="3" w:space="0" w:color="DEDEDE"/>
@@ -2219,7 +2219,7 @@
         </w:tc>
         <w:tc>
           <w:tcPr>
-            <w:tcW w:w="907" w:type="dxa"/>
+            <w:tcW w:w="510" w:type="dxa"/>
             <w:tcBorders>
               <w:top w:val="none" w:sz="0" w:space="0" w:color="auto"/>
               <w:bottom w:val="single" w:sz="3" w:space="0" w:color="DEDEDE"/>
@@ -2251,7 +2251,7 @@
         </w:tc>
         <w:tc>
           <w:tcPr>
-            <w:tcW w:w="2860" w:type="dxa"/>
+            <w:tcW w:w="3297" w:type="dxa"/>
             <w:tcBorders>
               <w:top w:val="none" w:sz="0" w:space="0" w:color="auto"/>
               <w:bottom w:val="single" w:sz="3" w:space="0" w:color="DEDEDE"/>

--- a/api/vorlage.docx
+++ b/api/vorlage.docx
@@ -333,7 +333,7 @@
         <w:tabs>
           <w:tab w:val="left" w:pos="1474"/>
         </w:tabs>
-        <w:ind w:left="1474" w:hanging="1474"/>
+        <w:ind w:left="0"/>
         <w:spacing w:before="170"/>
       </w:pPr>
       <w:r>
@@ -344,7 +344,7 @@
           <w:sz w:val="18"/>
           <w:u w:val="none"/>
         </w:rPr>
-        <w:t>Bauherr</w:t>
+        <w:t>Kunde</w:t>
       </w:r>
       <w:r>
         <w:rPr>
@@ -476,8 +476,8 @@
         <w:gridCol w:w="2154"/>
         <w:gridCol w:w="1124"/>
         <w:gridCol w:w="2821"/>
-        <w:gridCol w:w="510"/>
-        <w:gridCol w:w="3297"/>
+        <w:gridCol w:w="907"/>
+        <w:gridCol w:w="2860"/>
       </w:tblGrid>
       <w:tr>
         <w:trPr>
@@ -572,7 +572,7 @@
         </w:tc>
         <w:tc>
           <w:tcPr>
-            <w:tcW w:w="510" w:type="dxa"/>
+            <w:tcW w:w="907" w:type="dxa"/>
             <w:tcMar>
               <w:top w:w="13" w:type="dxa"/>
               <w:left w:w="13" w:type="dxa"/>
@@ -614,7 +614,7 @@
         </w:tc>
         <w:tc>
           <w:tcPr>
-            <w:tcW w:w="3297" w:type="dxa"/>
+            <w:tcW w:w="2860" w:type="dxa"/>
             <w:noWrap/>
             <w:tcMar>
               <w:top w:w="13" w:type="dxa"/>
@@ -728,7 +728,7 @@
         </w:tc>
         <w:tc>
           <w:tcPr>
-            <w:tcW w:w="510" w:type="dxa"/>
+            <w:tcW w:w="907" w:type="dxa"/>
             <w:tcBorders>
               <w:top w:val="none" w:sz="0" w:space="0" w:color="auto"/>
               <w:bottom w:val="single" w:sz="3" w:space="0" w:color="DEDEDE"/>
@@ -760,7 +760,7 @@
         </w:tc>
         <w:tc>
           <w:tcPr>
-            <w:tcW w:w="3297" w:type="dxa"/>
+            <w:tcW w:w="2860" w:type="dxa"/>
             <w:tcBorders>
               <w:top w:val="none" w:sz="0" w:space="0" w:color="auto"/>
               <w:bottom w:val="single" w:sz="3" w:space="0" w:color="DEDEDE"/>
@@ -864,7 +864,7 @@
         </w:tc>
         <w:tc>
           <w:tcPr>
-            <w:tcW w:w="510" w:type="dxa"/>
+            <w:tcW w:w="907" w:type="dxa"/>
             <w:tcBorders>
               <w:top w:val="none" w:sz="0" w:space="0" w:color="auto"/>
               <w:bottom w:val="single" w:sz="3" w:space="0" w:color="DEDEDE"/>
@@ -896,7 +896,7 @@
         </w:tc>
         <w:tc>
           <w:tcPr>
-            <w:tcW w:w="3297" w:type="dxa"/>
+            <w:tcW w:w="2860" w:type="dxa"/>
             <w:tcBorders>
               <w:top w:val="none" w:sz="0" w:space="0" w:color="auto"/>
               <w:bottom w:val="single" w:sz="3" w:space="0" w:color="DEDEDE"/>
@@ -1000,7 +1000,7 @@
         </w:tc>
         <w:tc>
           <w:tcPr>
-            <w:tcW w:w="510" w:type="dxa"/>
+            <w:tcW w:w="907" w:type="dxa"/>
             <w:tcBorders>
               <w:top w:val="none" w:sz="0" w:space="0" w:color="auto"/>
               <w:bottom w:val="single" w:sz="3" w:space="0" w:color="DEDEDE"/>
@@ -1032,7 +1032,7 @@
         </w:tc>
         <w:tc>
           <w:tcPr>
-            <w:tcW w:w="3297" w:type="dxa"/>
+            <w:tcW w:w="2860" w:type="dxa"/>
             <w:tcBorders>
               <w:top w:val="none" w:sz="0" w:space="0" w:color="auto"/>
               <w:bottom w:val="single" w:sz="3" w:space="0" w:color="DEDEDE"/>
@@ -1136,7 +1136,7 @@
         </w:tc>
         <w:tc>
           <w:tcPr>
-            <w:tcW w:w="510" w:type="dxa"/>
+            <w:tcW w:w="907" w:type="dxa"/>
             <w:tcBorders>
               <w:top w:val="none" w:sz="0" w:space="0" w:color="auto"/>
               <w:bottom w:val="single" w:sz="3" w:space="0" w:color="DEDEDE"/>
@@ -1168,7 +1168,7 @@
         </w:tc>
         <w:tc>
           <w:tcPr>
-            <w:tcW w:w="3297" w:type="dxa"/>
+            <w:tcW w:w="2860" w:type="dxa"/>
             <w:tcBorders>
               <w:top w:val="none" w:sz="0" w:space="0" w:color="auto"/>
               <w:bottom w:val="single" w:sz="3" w:space="0" w:color="DEDEDE"/>
@@ -1272,7 +1272,7 @@
         </w:tc>
         <w:tc>
           <w:tcPr>
-            <w:tcW w:w="510" w:type="dxa"/>
+            <w:tcW w:w="907" w:type="dxa"/>
             <w:tcBorders>
               <w:top w:val="none" w:sz="0" w:space="0" w:color="auto"/>
               <w:bottom w:val="single" w:sz="3" w:space="0" w:color="DEDEDE"/>
@@ -1304,7 +1304,7 @@
         </w:tc>
         <w:tc>
           <w:tcPr>
-            <w:tcW w:w="3297" w:type="dxa"/>
+            <w:tcW w:w="2860" w:type="dxa"/>
             <w:tcBorders>
               <w:top w:val="none" w:sz="0" w:space="0" w:color="auto"/>
               <w:bottom w:val="single" w:sz="3" w:space="0" w:color="DEDEDE"/>
@@ -1408,7 +1408,7 @@
         </w:tc>
         <w:tc>
           <w:tcPr>
-            <w:tcW w:w="510" w:type="dxa"/>
+            <w:tcW w:w="907" w:type="dxa"/>
             <w:tcBorders>
               <w:top w:val="none" w:sz="0" w:space="0" w:color="auto"/>
               <w:bottom w:val="single" w:sz="3" w:space="0" w:color="DEDEDE"/>
@@ -1440,7 +1440,7 @@
         </w:tc>
         <w:tc>
           <w:tcPr>
-            <w:tcW w:w="3297" w:type="dxa"/>
+            <w:tcW w:w="2860" w:type="dxa"/>
             <w:tcBorders>
               <w:top w:val="none" w:sz="0" w:space="0" w:color="auto"/>
               <w:bottom w:val="single" w:sz="3" w:space="0" w:color="DEDEDE"/>
@@ -1544,7 +1544,7 @@
         </w:tc>
         <w:tc>
           <w:tcPr>
-            <w:tcW w:w="510" w:type="dxa"/>
+            <w:tcW w:w="907" w:type="dxa"/>
             <w:tcBorders>
               <w:top w:val="none" w:sz="0" w:space="0" w:color="auto"/>
               <w:bottom w:val="single" w:sz="3" w:space="0" w:color="DEDEDE"/>
@@ -1576,7 +1576,7 @@
         </w:tc>
         <w:tc>
           <w:tcPr>
-            <w:tcW w:w="3297" w:type="dxa"/>
+            <w:tcW w:w="2860" w:type="dxa"/>
             <w:tcBorders>
               <w:top w:val="none" w:sz="0" w:space="0" w:color="auto"/>
               <w:bottom w:val="single" w:sz="3" w:space="0" w:color="DEDEDE"/>
@@ -1679,7 +1679,7 @@
         </w:tc>
         <w:tc>
           <w:tcPr>
-            <w:tcW w:w="510" w:type="dxa"/>
+            <w:tcW w:w="907" w:type="dxa"/>
             <w:tcBorders>
               <w:top w:val="none" w:sz="0" w:space="0" w:color="auto"/>
               <w:bottom w:val="single" w:sz="3" w:space="0" w:color="DEDEDE"/>
@@ -1711,7 +1711,7 @@
         </w:tc>
         <w:tc>
           <w:tcPr>
-            <w:tcW w:w="3297" w:type="dxa"/>
+            <w:tcW w:w="2860" w:type="dxa"/>
             <w:tcBorders>
               <w:top w:val="none" w:sz="0" w:space="0" w:color="auto"/>
               <w:bottom w:val="single" w:sz="3" w:space="0" w:color="DEDEDE"/>
@@ -1814,7 +1814,7 @@
         </w:tc>
         <w:tc>
           <w:tcPr>
-            <w:tcW w:w="510" w:type="dxa"/>
+            <w:tcW w:w="907" w:type="dxa"/>
             <w:tcBorders>
               <w:top w:val="none" w:sz="0" w:space="0" w:color="auto"/>
               <w:bottom w:val="single" w:sz="3" w:space="0" w:color="DEDEDE"/>
@@ -1846,7 +1846,7 @@
         </w:tc>
         <w:tc>
           <w:tcPr>
-            <w:tcW w:w="3297" w:type="dxa"/>
+            <w:tcW w:w="2860" w:type="dxa"/>
             <w:tcBorders>
               <w:top w:val="none" w:sz="0" w:space="0" w:color="auto"/>
               <w:bottom w:val="single" w:sz="3" w:space="0" w:color="DEDEDE"/>
@@ -1949,7 +1949,7 @@
         </w:tc>
         <w:tc>
           <w:tcPr>
-            <w:tcW w:w="510" w:type="dxa"/>
+            <w:tcW w:w="907" w:type="dxa"/>
             <w:tcBorders>
               <w:top w:val="none" w:sz="0" w:space="0" w:color="auto"/>
               <w:bottom w:val="single" w:sz="3" w:space="0" w:color="DEDEDE"/>
@@ -1981,7 +1981,7 @@
         </w:tc>
         <w:tc>
           <w:tcPr>
-            <w:tcW w:w="3297" w:type="dxa"/>
+            <w:tcW w:w="2860" w:type="dxa"/>
             <w:tcBorders>
               <w:top w:val="none" w:sz="0" w:space="0" w:color="auto"/>
               <w:bottom w:val="single" w:sz="3" w:space="0" w:color="DEDEDE"/>
@@ -2084,7 +2084,7 @@
         </w:tc>
         <w:tc>
           <w:tcPr>
-            <w:tcW w:w="510" w:type="dxa"/>
+            <w:tcW w:w="907" w:type="dxa"/>
             <w:tcBorders>
               <w:top w:val="none" w:sz="0" w:space="0" w:color="auto"/>
               <w:bottom w:val="single" w:sz="3" w:space="0" w:color="DEDEDE"/>
@@ -2116,7 +2116,7 @@
         </w:tc>
         <w:tc>
           <w:tcPr>
-            <w:tcW w:w="3297" w:type="dxa"/>
+            <w:tcW w:w="2860" w:type="dxa"/>
             <w:tcBorders>
               <w:top w:val="none" w:sz="0" w:space="0" w:color="auto"/>
               <w:bottom w:val="single" w:sz="3" w:space="0" w:color="DEDEDE"/>
@@ -2219,7 +2219,7 @@
         </w:tc>
         <w:tc>
           <w:tcPr>
-            <w:tcW w:w="510" w:type="dxa"/>
+            <w:tcW w:w="907" w:type="dxa"/>
             <w:tcBorders>
               <w:top w:val="none" w:sz="0" w:space="0" w:color="auto"/>
               <w:bottom w:val="single" w:sz="3" w:space="0" w:color="DEDEDE"/>
@@ -2251,7 +2251,7 @@
         </w:tc>
         <w:tc>
           <w:tcPr>
-            <w:tcW w:w="3297" w:type="dxa"/>
+            <w:tcW w:w="2860" w:type="dxa"/>
             <w:tcBorders>
               <w:top w:val="none" w:sz="0" w:space="0" w:color="auto"/>
               <w:bottom w:val="single" w:sz="3" w:space="0" w:color="DEDEDE"/>
@@ -2668,8 +2668,8 @@
         </w:tblCellMar>
       </w:tblPr>
       <w:tblGrid>
+        <w:gridCol w:w="1021"/>
         <w:gridCol w:w="3657"/>
-        <w:gridCol w:w="1021"/>
         <w:gridCol w:w="964"/>
         <w:gridCol w:w="964"/>
         <w:gridCol w:w="1247"/>
@@ -2678,6 +2678,54 @@
         <w:gridCol w:w="1361"/>
       </w:tblGrid>
       <w:tr>
+        <w:tc>
+          <w:tcPr>
+            <w:tcW w:w="1021" w:type="dxa"/>
+            <w:tcBorders>
+              <w:top w:val="none" w:sz="0" w:space="0" w:color="auto"/>
+              <w:bottom w:val="single" w:sz="6" w:space="0" w:color="000000"/>
+              <w:left w:val="none" w:sz="0" w:space="0" w:color="auto"/>
+              <w:right w:val="none" w:sz="0" w:space="0" w:color="auto"/>
+            </w:tcBorders>
+          </w:tcPr>
+          <w:p>
+            <w:pPr>
+              <w:tabs>
+                <w:tab w:val="left" w:pos="1985"/>
+              </w:tabs>
+              <w:rPr>
+                <w:rFonts w:ascii="Barlow" w:hAnsi="Barlow" w:cs="Arial"/>
+                <w:b/>
+                <w:w w:val="95"/>
+                <w:sz w:val="20"/>
+              </w:rPr>
+            </w:pPr>
+          </w:p>
+          <w:p>
+            <w:pPr>
+              <w:tabs>
+                <w:tab w:val="left" w:pos="1985"/>
+              </w:tabs>
+              <w:rPr>
+                <w:rFonts w:ascii="Barlow" w:hAnsi="Barlow" w:cs="Arial"/>
+                <w:b/>
+                <w:w w:val="95"/>
+                <w:sz w:val="20"/>
+              </w:rPr>
+            </w:pPr>
+            <w:r>
+              <w:rPr>
+                <w:rFonts w:ascii="Barlow" w:hAnsi="Barlow" w:cs="Arial"/>
+                <w:b/>
+                <w:color w:val="6A6A6A"/>
+                <w:w w:val="95"/>
+                <w:sz w:val="15"/>
+                <w:spacing w:val="4"/>
+              </w:rPr>
+              <w:t>Haus</w:t>
+            </w:r>
+          </w:p>
+        </w:tc>
         <w:tc>
           <w:tcPr>
             <w:tcW w:w="3657" w:type="dxa"/>
@@ -2723,54 +2771,6 @@
                 <w:spacing w:val="4"/>
               </w:rPr>
               <w:t>Gewerk</w:t>
-            </w:r>
-          </w:p>
-        </w:tc>
-        <w:tc>
-          <w:tcPr>
-            <w:tcW w:w="1021" w:type="dxa"/>
-            <w:tcBorders>
-              <w:top w:val="none" w:sz="0" w:space="0" w:color="auto"/>
-              <w:bottom w:val="single" w:sz="6" w:space="0" w:color="000000"/>
-              <w:left w:val="none" w:sz="0" w:space="0" w:color="auto"/>
-              <w:right w:val="none" w:sz="0" w:space="0" w:color="auto"/>
-            </w:tcBorders>
-          </w:tcPr>
-          <w:p>
-            <w:pPr>
-              <w:tabs>
-                <w:tab w:val="left" w:pos="1985"/>
-              </w:tabs>
-              <w:rPr>
-                <w:rFonts w:ascii="Barlow" w:hAnsi="Barlow" w:cs="Arial"/>
-                <w:b/>
-                <w:w w:val="95"/>
-                <w:sz w:val="20"/>
-              </w:rPr>
-            </w:pPr>
-          </w:p>
-          <w:p>
-            <w:pPr>
-              <w:tabs>
-                <w:tab w:val="left" w:pos="1985"/>
-              </w:tabs>
-              <w:rPr>
-                <w:rFonts w:ascii="Barlow" w:hAnsi="Barlow" w:cs="Arial"/>
-                <w:b/>
-                <w:w w:val="95"/>
-                <w:sz w:val="20"/>
-              </w:rPr>
-            </w:pPr>
-            <w:r>
-              <w:rPr>
-                <w:rFonts w:ascii="Barlow" w:hAnsi="Barlow" w:cs="Arial"/>
-                <w:b/>
-                <w:color w:val="6A6A6A"/>
-                <w:w w:val="95"/>
-                <w:sz w:val="15"/>
-                <w:spacing w:val="4"/>
-              </w:rPr>
-              <w:t>Bereich</w:t>
             </w:r>
           </w:p>
         </w:tc>
@@ -2992,7 +2992,7 @@
       <w:tr>
         <w:tc>
           <w:tcPr>
-            <w:tcW w:w="3657" w:type="dxa"/>
+            <w:tcW w:w="1021" w:type="dxa"/>
             <w:tcBorders>
               <w:top w:val="none" w:sz="0" w:space="0" w:color="auto"/>
               <w:bottom w:val="single" w:sz="3" w:space="0" w:color="DEDEDE"/>
@@ -3024,7 +3024,7 @@
         </w:tc>
         <w:tc>
           <w:tcPr>
-            <w:tcW w:w="1021" w:type="dxa"/>
+            <w:tcW w:w="3657" w:type="dxa"/>
             <w:tcBorders>
               <w:top w:val="none" w:sz="0" w:space="0" w:color="auto"/>
               <w:bottom w:val="single" w:sz="3" w:space="0" w:color="DEDEDE"/>

--- a/api/vorlage.docx
+++ b/api/vorlage.docx
@@ -495,7 +495,7 @@
             </w:tcMar>
             <w:tcBorders>
               <w:top w:val="none" w:sz="0" w:space="0" w:color="auto"/>
-              <w:bottom w:val="single" w:sz="6" w:space="0" w:color="000000"/>
+              <w:bottom w:val="single" w:sz="6" w:space="0" w:color="6A6A6A"/>
               <w:left w:val="none" w:sz="0" w:space="0" w:color="auto"/>
               <w:right w:val="none" w:sz="0" w:space="0" w:color="auto"/>
             </w:tcBorders>
@@ -539,7 +539,7 @@
             </w:tcMar>
             <w:tcBorders>
               <w:top w:val="none" w:sz="0" w:space="0" w:color="auto"/>
-              <w:bottom w:val="single" w:sz="6" w:space="0" w:color="000000"/>
+              <w:bottom w:val="single" w:sz="6" w:space="0" w:color="6A6A6A"/>
               <w:left w:val="none" w:sz="0" w:space="0" w:color="auto"/>
               <w:right w:val="none" w:sz="0" w:space="0" w:color="auto"/>
             </w:tcBorders>
@@ -581,7 +581,7 @@
             </w:tcMar>
             <w:tcBorders>
               <w:top w:val="none" w:sz="0" w:space="0" w:color="auto"/>
-              <w:bottom w:val="single" w:sz="6" w:space="0" w:color="000000"/>
+              <w:bottom w:val="single" w:sz="6" w:space="0" w:color="6A6A6A"/>
               <w:left w:val="none" w:sz="0" w:space="0" w:color="auto"/>
               <w:right w:val="none" w:sz="0" w:space="0" w:color="auto"/>
             </w:tcBorders>
@@ -624,7 +624,7 @@
             </w:tcMar>
             <w:tcBorders>
               <w:top w:val="none" w:sz="0" w:space="0" w:color="auto"/>
-              <w:bottom w:val="single" w:sz="6" w:space="0" w:color="000000"/>
+              <w:bottom w:val="single" w:sz="6" w:space="0" w:color="6A6A6A"/>
               <w:left w:val="none" w:sz="0" w:space="0" w:color="auto"/>
               <w:right w:val="none" w:sz="0" w:space="0" w:color="auto"/>
             </w:tcBorders>
@@ -2683,7 +2683,7 @@
             <w:tcW w:w="1021" w:type="dxa"/>
             <w:tcBorders>
               <w:top w:val="none" w:sz="0" w:space="0" w:color="auto"/>
-              <w:bottom w:val="single" w:sz="6" w:space="0" w:color="000000"/>
+              <w:bottom w:val="single" w:sz="6" w:space="0" w:color="6A6A6A"/>
               <w:left w:val="none" w:sz="0" w:space="0" w:color="auto"/>
               <w:right w:val="none" w:sz="0" w:space="0" w:color="auto"/>
             </w:tcBorders>
@@ -2731,7 +2731,7 @@
             <w:tcW w:w="3657" w:type="dxa"/>
             <w:tcBorders>
               <w:top w:val="none" w:sz="0" w:space="0" w:color="auto"/>
-              <w:bottom w:val="single" w:sz="6" w:space="0" w:color="000000"/>
+              <w:bottom w:val="single" w:sz="6" w:space="0" w:color="6A6A6A"/>
               <w:left w:val="none" w:sz="0" w:space="0" w:color="auto"/>
               <w:right w:val="none" w:sz="0" w:space="0" w:color="auto"/>
             </w:tcBorders>
@@ -2780,7 +2780,7 @@
             <w:gridSpan w:val="2"/>
             <w:tcBorders>
               <w:top w:val="none" w:sz="0" w:space="0" w:color="auto"/>
-              <w:bottom w:val="single" w:sz="6" w:space="0" w:color="000000"/>
+              <w:bottom w:val="single" w:sz="6" w:space="0" w:color="6A6A6A"/>
               <w:left w:val="none" w:sz="0" w:space="0" w:color="auto"/>
               <w:right w:val="none" w:sz="0" w:space="0" w:color="auto"/>
             </w:tcBorders>
@@ -2895,7 +2895,7 @@
             <w:tcW w:w="198" w:type="dxa"/>
             <w:tcBorders>
               <w:top w:val="none" w:sz="0" w:space="0" w:color="auto"/>
-              <w:bottom w:val="single" w:sz="6" w:space="0" w:color="000000"/>
+              <w:bottom w:val="single" w:sz="6" w:space="0" w:color="6A6A6A"/>
               <w:left w:val="none" w:sz="0" w:space="0" w:color="auto"/>
               <w:right w:val="none" w:sz="0" w:space="0" w:color="auto"/>
             </w:tcBorders>
@@ -2945,7 +2945,7 @@
             <w:tcW w:w="1361" w:type="dxa"/>
             <w:tcBorders>
               <w:top w:val="none" w:sz="0" w:space="0" w:color="auto"/>
-              <w:bottom w:val="single" w:sz="6" w:space="0" w:color="000000"/>
+              <w:bottom w:val="single" w:sz="6" w:space="0" w:color="6A6A6A"/>
               <w:left w:val="none" w:sz="0" w:space="0" w:color="auto"/>
               <w:right w:val="none" w:sz="0" w:space="0" w:color="auto"/>
             </w:tcBorders>
@@ -3627,7 +3627,7 @@
             <w:tcW w:w="510" w:type="dxa"/>
             <w:tcBorders>
               <w:top w:val="none" w:sz="0" w:space="0" w:color="auto"/>
-              <w:bottom w:val="single" w:sz="6" w:space="0" w:color="000000"/>
+              <w:bottom w:val="single" w:sz="6" w:space="0" w:color="6A6A6A"/>
               <w:left w:val="none" w:sz="0" w:space="0" w:color="auto"/>
               <w:right w:val="none" w:sz="0" w:space="0" w:color="auto"/>
             </w:tcBorders>
@@ -3681,7 +3681,7 @@
             <w:tcW w:w="4590" w:type="dxa"/>
             <w:tcBorders>
               <w:top w:val="none" w:sz="0" w:space="0" w:color="auto"/>
-              <w:bottom w:val="single" w:sz="6" w:space="0" w:color="000000"/>
+              <w:bottom w:val="single" w:sz="6" w:space="0" w:color="6A6A6A"/>
               <w:left w:val="none" w:sz="0" w:space="0" w:color="auto"/>
               <w:right w:val="none" w:sz="0" w:space="0" w:color="auto"/>
             </w:tcBorders>
@@ -3724,7 +3724,7 @@
             <w:tcW w:w="4766" w:type="dxa"/>
             <w:tcBorders>
               <w:top w:val="none" w:sz="0" w:space="0" w:color="auto"/>
-              <w:bottom w:val="single" w:sz="6" w:space="0" w:color="000000"/>
+              <w:bottom w:val="single" w:sz="6" w:space="0" w:color="6A6A6A"/>
               <w:left w:val="none" w:sz="0" w:space="0" w:color="auto"/>
               <w:right w:val="none" w:sz="0" w:space="0" w:color="auto"/>
             </w:tcBorders>

--- a/api/vorlage.docx
+++ b/api/vorlage.docx
@@ -495,7 +495,7 @@
             </w:tcMar>
             <w:tcBorders>
               <w:top w:val="none" w:sz="0" w:space="0" w:color="auto"/>
-              <w:bottom w:val="single" w:sz="6" w:space="0" w:color="6A6A6A"/>
+              <w:bottom w:val="single" w:sz="6" w:space="0" w:color="8A8A8A"/>
               <w:left w:val="none" w:sz="0" w:space="0" w:color="auto"/>
               <w:right w:val="none" w:sz="0" w:space="0" w:color="auto"/>
             </w:tcBorders>
@@ -539,7 +539,7 @@
             </w:tcMar>
             <w:tcBorders>
               <w:top w:val="none" w:sz="0" w:space="0" w:color="auto"/>
-              <w:bottom w:val="single" w:sz="6" w:space="0" w:color="6A6A6A"/>
+              <w:bottom w:val="single" w:sz="6" w:space="0" w:color="8A8A8A"/>
               <w:left w:val="none" w:sz="0" w:space="0" w:color="auto"/>
               <w:right w:val="none" w:sz="0" w:space="0" w:color="auto"/>
             </w:tcBorders>
@@ -581,7 +581,7 @@
             </w:tcMar>
             <w:tcBorders>
               <w:top w:val="none" w:sz="0" w:space="0" w:color="auto"/>
-              <w:bottom w:val="single" w:sz="6" w:space="0" w:color="6A6A6A"/>
+              <w:bottom w:val="single" w:sz="6" w:space="0" w:color="8A8A8A"/>
               <w:left w:val="none" w:sz="0" w:space="0" w:color="auto"/>
               <w:right w:val="none" w:sz="0" w:space="0" w:color="auto"/>
             </w:tcBorders>
@@ -624,7 +624,7 @@
             </w:tcMar>
             <w:tcBorders>
               <w:top w:val="none" w:sz="0" w:space="0" w:color="auto"/>
-              <w:bottom w:val="single" w:sz="6" w:space="0" w:color="6A6A6A"/>
+              <w:bottom w:val="single" w:sz="6" w:space="0" w:color="8A8A8A"/>
               <w:left w:val="none" w:sz="0" w:space="0" w:color="auto"/>
               <w:right w:val="none" w:sz="0" w:space="0" w:color="auto"/>
             </w:tcBorders>
@@ -2683,7 +2683,7 @@
             <w:tcW w:w="1021" w:type="dxa"/>
             <w:tcBorders>
               <w:top w:val="none" w:sz="0" w:space="0" w:color="auto"/>
-              <w:bottom w:val="single" w:sz="6" w:space="0" w:color="6A6A6A"/>
+              <w:bottom w:val="single" w:sz="6" w:space="0" w:color="8A8A8A"/>
               <w:left w:val="none" w:sz="0" w:space="0" w:color="auto"/>
               <w:right w:val="none" w:sz="0" w:space="0" w:color="auto"/>
             </w:tcBorders>
@@ -2731,7 +2731,7 @@
             <w:tcW w:w="3657" w:type="dxa"/>
             <w:tcBorders>
               <w:top w:val="none" w:sz="0" w:space="0" w:color="auto"/>
-              <w:bottom w:val="single" w:sz="6" w:space="0" w:color="6A6A6A"/>
+              <w:bottom w:val="single" w:sz="6" w:space="0" w:color="8A8A8A"/>
               <w:left w:val="none" w:sz="0" w:space="0" w:color="auto"/>
               <w:right w:val="none" w:sz="0" w:space="0" w:color="auto"/>
             </w:tcBorders>
@@ -2780,7 +2780,7 @@
             <w:gridSpan w:val="2"/>
             <w:tcBorders>
               <w:top w:val="none" w:sz="0" w:space="0" w:color="auto"/>
-              <w:bottom w:val="single" w:sz="6" w:space="0" w:color="6A6A6A"/>
+              <w:bottom w:val="single" w:sz="6" w:space="0" w:color="8A8A8A"/>
               <w:left w:val="none" w:sz="0" w:space="0" w:color="auto"/>
               <w:right w:val="none" w:sz="0" w:space="0" w:color="auto"/>
             </w:tcBorders>
@@ -2895,7 +2895,7 @@
             <w:tcW w:w="198" w:type="dxa"/>
             <w:tcBorders>
               <w:top w:val="none" w:sz="0" w:space="0" w:color="auto"/>
-              <w:bottom w:val="single" w:sz="6" w:space="0" w:color="6A6A6A"/>
+              <w:bottom w:val="single" w:sz="6" w:space="0" w:color="8A8A8A"/>
               <w:left w:val="none" w:sz="0" w:space="0" w:color="auto"/>
               <w:right w:val="none" w:sz="0" w:space="0" w:color="auto"/>
             </w:tcBorders>
@@ -2945,7 +2945,7 @@
             <w:tcW w:w="1361" w:type="dxa"/>
             <w:tcBorders>
               <w:top w:val="none" w:sz="0" w:space="0" w:color="auto"/>
-              <w:bottom w:val="single" w:sz="6" w:space="0" w:color="6A6A6A"/>
+              <w:bottom w:val="single" w:sz="6" w:space="0" w:color="8A8A8A"/>
               <w:left w:val="none" w:sz="0" w:space="0" w:color="auto"/>
               <w:right w:val="none" w:sz="0" w:space="0" w:color="auto"/>
             </w:tcBorders>
@@ -3627,7 +3627,7 @@
             <w:tcW w:w="510" w:type="dxa"/>
             <w:tcBorders>
               <w:top w:val="none" w:sz="0" w:space="0" w:color="auto"/>
-              <w:bottom w:val="single" w:sz="6" w:space="0" w:color="6A6A6A"/>
+              <w:bottom w:val="single" w:sz="6" w:space="0" w:color="8A8A8A"/>
               <w:left w:val="none" w:sz="0" w:space="0" w:color="auto"/>
               <w:right w:val="none" w:sz="0" w:space="0" w:color="auto"/>
             </w:tcBorders>
@@ -3681,7 +3681,7 @@
             <w:tcW w:w="4590" w:type="dxa"/>
             <w:tcBorders>
               <w:top w:val="none" w:sz="0" w:space="0" w:color="auto"/>
-              <w:bottom w:val="single" w:sz="6" w:space="0" w:color="6A6A6A"/>
+              <w:bottom w:val="single" w:sz="6" w:space="0" w:color="8A8A8A"/>
               <w:left w:val="none" w:sz="0" w:space="0" w:color="auto"/>
               <w:right w:val="none" w:sz="0" w:space="0" w:color="auto"/>
             </w:tcBorders>
@@ -3724,7 +3724,7 @@
             <w:tcW w:w="4766" w:type="dxa"/>
             <w:tcBorders>
               <w:top w:val="none" w:sz="0" w:space="0" w:color="auto"/>
-              <w:bottom w:val="single" w:sz="6" w:space="0" w:color="6A6A6A"/>
+              <w:bottom w:val="single" w:sz="6" w:space="0" w:color="8A8A8A"/>
               <w:left w:val="none" w:sz="0" w:space="0" w:color="auto"/>
               <w:right w:val="none" w:sz="0" w:space="0" w:color="auto"/>
             </w:tcBorders>
